--- a/ergebnisse/kaffee/fertig/KI-Protokoll_2026-10-31.docx
+++ b/ergebnisse/kaffee/fertig/KI-Protokoll_2026-10-31.docx
@@ -47,7 +47,7 @@
           <w:sz w:val="17"/>
           <w:szCs w:val="17"/>
         </w:rPr>
-        <w:t xml:space="preserve"> 11 · </w:t>
+        <w:t xml:space="preserve"> 13 · </w:t>
       </w:r>
       <w:r>
         <w:rPr>
@@ -10717,6 +10717,631 @@
           </w:p>
         </w:tc>
       </w:tr>
+      <w:tr>
+        <w:trPr>
+          <w:cantSplit/>
+        </w:trPr>
+        <w:tc>
+          <w:tcPr>
+            <w:tcW w:type="dxa" w:w="550"/>
+            <w:tcBorders>
+              <w:top w:val="single" w:color="C9D3EE" w:sz="4"/>
+              <w:left w:val="single" w:color="C9D3EE" w:sz="4"/>
+              <w:bottom w:val="single" w:color="C9D3EE" w:sz="4"/>
+              <w:right w:val="single" w:color="C9D3EE" w:sz="4"/>
+            </w:tcBorders>
+            <w:tcMar>
+              <w:top w:type="dxa" w:w="60"/>
+              <w:left w:type="dxa" w:w="100"/>
+              <w:bottom w:type="dxa" w:w="60"/>
+              <w:right w:type="dxa" w:w="100"/>
+            </w:tcMar>
+            <w:vAlign w:val="top"/>
+          </w:tcPr>
+          <w:p>
+            <w:pPr>
+              <w:keepNext w:val="false"/>
+              <w:spacing w:after="10" w:before="10" w:line="252" w:lineRule="auto"/>
+              <w:jc w:val="left"/>
+            </w:pPr>
+            <w:r>
+              <w:rPr>
+                <w:b/>
+                <w:bCs/>
+                <w:color w:val="0025AA"/>
+                <w:sz w:val="15"/>
+                <w:szCs w:val="15"/>
+              </w:rPr>
+              <w:t xml:space="preserve">K37</w:t>
+            </w:r>
+          </w:p>
+        </w:tc>
+        <w:tc>
+          <w:tcPr>
+            <w:tcW w:type="dxa" w:w="850"/>
+            <w:tcBorders>
+              <w:top w:val="single" w:color="C9D3EE" w:sz="4"/>
+              <w:left w:val="single" w:color="C9D3EE" w:sz="4"/>
+              <w:bottom w:val="single" w:color="C9D3EE" w:sz="4"/>
+              <w:right w:val="single" w:color="C9D3EE" w:sz="4"/>
+            </w:tcBorders>
+            <w:tcMar>
+              <w:top w:type="dxa" w:w="60"/>
+              <w:left w:type="dxa" w:w="100"/>
+              <w:bottom w:type="dxa" w:w="60"/>
+              <w:right w:type="dxa" w:w="100"/>
+            </w:tcMar>
+            <w:vAlign w:val="top"/>
+          </w:tcPr>
+          <w:p>
+            <w:pPr>
+              <w:keepNext w:val="false"/>
+              <w:spacing w:after="10" w:before="10" w:line="252" w:lineRule="auto"/>
+              <w:jc w:val="left"/>
+            </w:pPr>
+            <w:r>
+              <w:rPr>
+                <w:b w:val="false"/>
+                <w:bCs w:val="false"/>
+                <w:sz w:val="15"/>
+                <w:szCs w:val="15"/>
+              </w:rPr>
+              <w:t xml:space="preserve">31.10.</w:t>
+            </w:r>
+          </w:p>
+        </w:tc>
+        <w:tc>
+          <w:tcPr>
+            <w:tcW w:type="dxa" w:w="1450"/>
+            <w:tcBorders>
+              <w:top w:val="single" w:color="C9D3EE" w:sz="4"/>
+              <w:left w:val="single" w:color="C9D3EE" w:sz="4"/>
+              <w:bottom w:val="single" w:color="C9D3EE" w:sz="4"/>
+              <w:right w:val="single" w:color="C9D3EE" w:sz="4"/>
+            </w:tcBorders>
+            <w:tcMar>
+              <w:top w:type="dxa" w:w="60"/>
+              <w:left w:type="dxa" w:w="100"/>
+              <w:bottom w:type="dxa" w:w="60"/>
+              <w:right w:type="dxa" w:w="100"/>
+            </w:tcMar>
+            <w:vAlign w:val="top"/>
+          </w:tcPr>
+          <w:p>
+            <w:pPr>
+              <w:keepNext w:val="false"/>
+              <w:spacing w:after="10" w:before="10" w:line="252" w:lineRule="auto"/>
+              <w:jc w:val="left"/>
+            </w:pPr>
+            <w:r>
+              <w:rPr>
+                <w:b w:val="false"/>
+                <w:bCs w:val="false"/>
+                <w:sz w:val="15"/>
+                <w:szCs w:val="15"/>
+              </w:rPr>
+              <w:t xml:space="preserve">Nach dem Merge: neuer Zweig von main. (1) Frage 3 (Biot) als Hausaufgabe bestätigt. (2) In allen übrigen Tutorien der Sammlung die beschreibenden Indizes aufrecht setzen wie beim Kaffee (Ä24) und per Textvergleich belegen, dass sich nur die Schrift geändert hat, keine Zahl und kein Wort; neu bauen, Seiten ansehen. (3) Simulationstool für die dritte Ebene der Sitzung (D110): eine HTML-Datei, offline auf Handy und Laptop, genau das Modell aus kaffee_modell.py, Regler nur für Größen des Modells, Anzeige von Verlauf, Schnittpunkt, Endtemperaturen, Unterschied und abgegebener Wärme, Feld für Messwerte aus dem Versuch, 3 bis 4 Fragen; Testskript gegen das Python-Modell, Test im Browser mit Bildschirmfotos. (4) Dritter Auftrag für Codex (Rolle X3). (5) Protokolle, Übergabe, Pull Request</w:t>
+            </w:r>
+          </w:p>
+        </w:tc>
+        <w:tc>
+          <w:tcPr>
+            <w:tcW w:type="dxa" w:w="1650"/>
+            <w:tcBorders>
+              <w:top w:val="single" w:color="C9D3EE" w:sz="4"/>
+              <w:left w:val="single" w:color="C9D3EE" w:sz="4"/>
+              <w:bottom w:val="single" w:color="C9D3EE" w:sz="4"/>
+              <w:right w:val="single" w:color="C9D3EE" w:sz="4"/>
+            </w:tcBorders>
+            <w:tcMar>
+              <w:top w:type="dxa" w:w="60"/>
+              <w:left w:type="dxa" w:w="100"/>
+              <w:bottom w:type="dxa" w:w="60"/>
+              <w:right w:type="dxa" w:w="100"/>
+            </w:tcMar>
+            <w:vAlign w:val="top"/>
+          </w:tcPr>
+          <w:p>
+            <w:pPr>
+              <w:keepNext w:val="false"/>
+              <w:spacing w:after="10" w:before="10" w:line="252" w:lineRule="auto"/>
+              <w:jc w:val="left"/>
+            </w:pPr>
+            <w:r>
+              <w:rPr>
+                <w:b w:val="false"/>
+                <w:bCs w:val="false"/>
+                <w:sz w:val="15"/>
+                <w:szCs w:val="15"/>
+              </w:rPr>
+              <w:t xml:space="preserve">Zweig claude/kaffee-pruefung-sgvo1r von main neu angelegt (gleicher Name, nur gemergte Geschichte). Skript indizes_aufrecht.py: Bezeichnungen als Index aufrecht, Größen und Zahlen kursiv (p in </w:t>
+            </w:r>
+            <w:r>
+              <w:rPr>
+                <w:b w:val="false"/>
+                <w:bCs w:val="false"/>
+                <w:i/>
+                <w:iCs/>
+                <w:sz w:val="15"/>
+                <w:szCs w:val="15"/>
+              </w:rPr>
+              <w:t xml:space="preserve">c</w:t>
+            </w:r>
+            <w:r>
+              <w:rPr>
+                <w:b w:val="false"/>
+                <w:bCs w:val="false"/>
+                <w:sz w:val="15"/>
+                <w:szCs w:val="15"/>
+                <w:vertAlign w:val="subscript"/>
+              </w:rPr>
+              <w:t xml:space="preserve">p</w:t>
+            </w:r>
+            <w:r>
+              <w:rPr>
+                <w:b w:val="false"/>
+                <w:bCs w:val="false"/>
+                <w:sz w:val="15"/>
+                <w:szCs w:val="15"/>
+              </w:rPr>
+              <w:t xml:space="preserve">, Koordinate </w:t>
+            </w:r>
+            <w:r>
+              <w:rPr>
+                <w:b w:val="false"/>
+                <w:bCs w:val="false"/>
+                <w:i/>
+                <w:iCs/>
+                <w:sz w:val="15"/>
+                <w:szCs w:val="15"/>
+              </w:rPr>
+              <w:t xml:space="preserve">z</w:t>
+            </w:r>
+            <w:r>
+              <w:rPr>
+                <w:b w:val="false"/>
+                <w:bCs w:val="false"/>
+                <w:sz w:val="15"/>
+                <w:szCs w:val="15"/>
+              </w:rPr>
+              <w:t xml:space="preserve">, ∞, α, Ziffern); 346 Formeln in Teilen, Quellen, Abbildungsskripten und Bauskript, acht Abbildungen neu; Zahlenprüfskripte der Tutorien vergleichen jetzt ohne \mathrm-Hülle. Textvergleich (textvergleich.py) gegen main: Quellen, Markdown, PDF je Seite und Word. Werkzeug Kaffee_Simulation.html: Modellteil aus rechne und zwei_tassen übertragen, Diagramm als SVG, Messwerte im Browser gespeichert, Übernahme der Messwerte in die Einstellungen; test_simulation.py (Node gegen Python) und browsertest.js (Playwright, Handy 390 px und Laptop 1366 px); Hinweise der Lösung um die Simulation mit erwarteten Antworten ergänzt; AGENTS.md um Rolle X3 ergänzt</w:t>
+            </w:r>
+          </w:p>
+        </w:tc>
+        <w:tc>
+          <w:tcPr>
+            <w:tcW w:type="dxa" w:w="1450"/>
+            <w:tcBorders>
+              <w:top w:val="single" w:color="C9D3EE" w:sz="4"/>
+              <w:left w:val="single" w:color="C9D3EE" w:sz="4"/>
+              <w:bottom w:val="single" w:color="C9D3EE" w:sz="4"/>
+              <w:right w:val="single" w:color="C9D3EE" w:sz="4"/>
+            </w:tcBorders>
+            <w:tcMar>
+              <w:top w:type="dxa" w:w="60"/>
+              <w:left w:type="dxa" w:w="100"/>
+              <w:bottom w:type="dxa" w:w="60"/>
+              <w:right w:type="dxa" w:w="100"/>
+            </w:tcMar>
+            <w:vAlign w:val="top"/>
+          </w:tcPr>
+          <w:p>
+            <w:pPr>
+              <w:keepNext w:val="false"/>
+              <w:spacing w:after="10" w:before="10" w:line="252" w:lineRule="auto"/>
+              <w:jc w:val="left"/>
+            </w:pPr>
+            <w:r>
+              <w:rPr>
+                <w:b w:val="false"/>
+                <w:bCs w:val="false"/>
+                <w:sz w:val="15"/>
+                <w:szCs w:val="15"/>
+              </w:rPr>
+              <w:t xml:space="preserve">Sammlung (PDF 66 Seiten) mit aufrechten Indizes in allen Tutorien, TEXTVERGLEICH.md; Werkzeug mit Test- und Browsertest-Ergebnissen und sechs Bildschirmfotos (ergebnisse/kaffee/simulation/); Lösung 14 Seiten; Entscheidungen D113 bis D115</w:t>
+            </w:r>
+          </w:p>
+        </w:tc>
+        <w:tc>
+          <w:tcPr>
+            <w:tcW w:type="dxa" w:w="1500"/>
+            <w:tcBorders>
+              <w:top w:val="single" w:color="C9D3EE" w:sz="4"/>
+              <w:left w:val="single" w:color="C9D3EE" w:sz="4"/>
+              <w:bottom w:val="single" w:color="C9D3EE" w:sz="4"/>
+              <w:right w:val="single" w:color="C9D3EE" w:sz="4"/>
+            </w:tcBorders>
+            <w:tcMar>
+              <w:top w:type="dxa" w:w="60"/>
+              <w:left w:type="dxa" w:w="100"/>
+              <w:bottom w:type="dxa" w:w="60"/>
+              <w:right w:type="dxa" w:w="100"/>
+            </w:tcMar>
+            <w:vAlign w:val="top"/>
+          </w:tcPr>
+          <w:p>
+            <w:pPr>
+              <w:keepNext w:val="false"/>
+              <w:spacing w:after="10" w:before="10" w:line="252" w:lineRule="auto"/>
+              <w:jc w:val="left"/>
+            </w:pPr>
+            <w:r>
+              <w:rPr>
+                <w:b w:val="false"/>
+                <w:bCs w:val="false"/>
+                <w:sz w:val="15"/>
+                <w:szCs w:val="15"/>
+              </w:rPr>
+              <w:t xml:space="preserve">Textvergleich: Quellen und gebautes Markdown ohne \mathrm-Hülle zeichengleich, Word-Text gleich (10 411 Textstücke), PDF auf 63 von 66 Seiten gleich, auf 3 Seiten dieselben Zeichen in anderer Lesereihenfolge von pdftotext; Zahlenprüfskripte aller Tutorien ohne Fehlmeldung, Ausgaben unverändert; alle Seiten angesehen. Werkzeug: 26 von 26 Prüfungen gegen kaffee_modell.py (Zahlen der Lösung und acht Parametersätze, relative Abweichung unter 1e-9), 30 von 30 Bedienungsprüfungen im Browser, Bildschirmfotos angesehen</w:t>
+            </w:r>
+          </w:p>
+        </w:tc>
+        <w:tc>
+          <w:tcPr>
+            <w:tcW w:type="dxa" w:w="1620"/>
+            <w:tcBorders>
+              <w:top w:val="single" w:color="C9D3EE" w:sz="4"/>
+              <w:left w:val="single" w:color="C9D3EE" w:sz="4"/>
+              <w:bottom w:val="single" w:color="C9D3EE" w:sz="4"/>
+              <w:right w:val="single" w:color="C9D3EE" w:sz="4"/>
+            </w:tcBorders>
+            <w:tcMar>
+              <w:top w:type="dxa" w:w="60"/>
+              <w:left w:type="dxa" w:w="100"/>
+              <w:bottom w:type="dxa" w:w="60"/>
+              <w:right w:type="dxa" w:w="100"/>
+            </w:tcMar>
+            <w:vAlign w:val="top"/>
+          </w:tcPr>
+          <w:p>
+            <w:pPr>
+              <w:keepNext w:val="false"/>
+              <w:spacing w:after="10" w:before="10" w:line="252" w:lineRule="auto"/>
+              <w:jc w:val="left"/>
+            </w:pPr>
+            <w:r>
+              <w:rPr>
+                <w:b w:val="false"/>
+                <w:bCs w:val="false"/>
+                <w:sz w:val="15"/>
+                <w:szCs w:val="15"/>
+              </w:rPr>
+              <w:t xml:space="preserve">Die Zahlenprüfskripte suchten die Formeln in der alten Schreibweise und meldeten sie nach der Umstellung als fehlend; sie vergleichen jetzt ohne \mathrm-Hülle. pdftotext hängt den Punkt von </w:t>
+            </w:r>
+            <w:r>
+              <w:rPr>
+                <w:b w:val="false"/>
+                <w:bCs w:val="false"/>
+                <w:i/>
+                <w:iCs/>
+                <w:sz w:val="15"/>
+                <w:szCs w:val="15"/>
+              </w:rPr>
+              <w:t xml:space="preserve">q̇</w:t>
+            </w:r>
+            <w:r>
+              <w:rPr>
+                <w:b w:val="false"/>
+                <w:bCs w:val="false"/>
+                <w:sz w:val="15"/>
+                <w:szCs w:val="15"/>
+              </w:rPr>
+              <w:t xml:space="preserve"> je nach Schrift des Index an einen anderen Buchstaben und liest Bruchteile in anderer Reihenfolge; der PDF-Vergleich prüft deshalb je Seite die Zeichen ohne Leerraum und Akzentzeichen. Im Werkzeug lehnte ein Zahlenfeld das deutsche Komma ab (jetzt Textfeld mit Dezimaltastatur); die Legende ragte auf dem Handy über den Rand, und die erste Breitenprüfung war zu nachsichtig, weil die Handy-Emulation das Layout verbreitert; das Diagramm zeichnet jetzt in der tatsächlichen Breite, damit die Schrift auf dem Handy lesbar bleibt. Gefundener Zusammenhang für Frage 1: Der Unterschied ist genau bei Zugabe im Schnittpunkt am größten (Ableitung proportional zu </w:t>
+            </w:r>
+            <w:r>
+              <w:rPr>
+                <w:b w:val="false"/>
+                <w:bCs w:val="false"/>
+                <w:i/>
+                <w:iCs/>
+                <w:sz w:val="15"/>
+                <w:szCs w:val="15"/>
+              </w:rPr>
+              <w:t xml:space="preserve">ϑ</w:t>
+            </w:r>
+            <w:r>
+              <w:rPr>
+                <w:b w:val="false"/>
+                <w:bCs w:val="false"/>
+                <w:sz w:val="15"/>
+                <w:szCs w:val="15"/>
+                <w:vertAlign w:val="subscript"/>
+              </w:rPr>
+              <w:t xml:space="preserve">K</w:t>
+            </w:r>
+            <w:r>
+              <w:rPr>
+                <w:b w:val="false"/>
+                <w:bCs w:val="false"/>
+                <w:sz w:val="15"/>
+                <w:szCs w:val="15"/>
+              </w:rPr>
+              <w:t xml:space="preserve"> − </w:t>
+            </w:r>
+            <w:r>
+              <w:rPr>
+                <w:b w:val="false"/>
+                <w:bCs w:val="false"/>
+                <w:i/>
+                <w:iCs/>
+                <w:sz w:val="15"/>
+                <w:szCs w:val="15"/>
+              </w:rPr>
+              <w:t xml:space="preserve">ϑ</w:t>
+            </w:r>
+            <w:r>
+              <w:rPr>
+                <w:b w:val="false"/>
+                <w:bCs w:val="false"/>
+                <w:sz w:val="15"/>
+                <w:szCs w:val="15"/>
+                <w:vertAlign w:val="subscript"/>
+              </w:rPr>
+              <w:t xml:space="preserve">1</w:t>
+            </w:r>
+            <w:r>
+              <w:rPr>
+                <w:b w:val="false"/>
+                <w:bCs w:val="false"/>
+                <w:sz w:val="15"/>
+                <w:szCs w:val="15"/>
+              </w:rPr>
+              <w:t xml:space="preserve">).</w:t>
+            </w:r>
+          </w:p>
+        </w:tc>
+      </w:tr>
+      <w:tr>
+        <w:trPr>
+          <w:cantSplit/>
+        </w:trPr>
+        <w:tc>
+          <w:tcPr>
+            <w:tcW w:type="dxa" w:w="550"/>
+            <w:tcBorders>
+              <w:top w:val="single" w:color="C9D3EE" w:sz="4"/>
+              <w:left w:val="single" w:color="C9D3EE" w:sz="4"/>
+              <w:bottom w:val="single" w:color="C9D3EE" w:sz="4"/>
+              <w:right w:val="single" w:color="C9D3EE" w:sz="4"/>
+            </w:tcBorders>
+            <w:shd w:fill="F6F8FC" w:color="auto" w:val="clear"/>
+            <w:tcMar>
+              <w:top w:type="dxa" w:w="60"/>
+              <w:left w:type="dxa" w:w="100"/>
+              <w:bottom w:type="dxa" w:w="60"/>
+              <w:right w:type="dxa" w:w="100"/>
+            </w:tcMar>
+            <w:vAlign w:val="top"/>
+          </w:tcPr>
+          <w:p>
+            <w:pPr>
+              <w:keepNext w:val="false"/>
+              <w:spacing w:after="10" w:before="10" w:line="252" w:lineRule="auto"/>
+              <w:jc w:val="left"/>
+            </w:pPr>
+            <w:r>
+              <w:rPr>
+                <w:b/>
+                <w:bCs/>
+                <w:color w:val="0025AA"/>
+                <w:sz w:val="15"/>
+                <w:szCs w:val="15"/>
+              </w:rPr>
+              <w:t xml:space="preserve">K38</w:t>
+            </w:r>
+          </w:p>
+        </w:tc>
+        <w:tc>
+          <w:tcPr>
+            <w:tcW w:type="dxa" w:w="850"/>
+            <w:tcBorders>
+              <w:top w:val="single" w:color="C9D3EE" w:sz="4"/>
+              <w:left w:val="single" w:color="C9D3EE" w:sz="4"/>
+              <w:bottom w:val="single" w:color="C9D3EE" w:sz="4"/>
+              <w:right w:val="single" w:color="C9D3EE" w:sz="4"/>
+            </w:tcBorders>
+            <w:shd w:fill="F6F8FC" w:color="auto" w:val="clear"/>
+            <w:tcMar>
+              <w:top w:type="dxa" w:w="60"/>
+              <w:left w:type="dxa" w:w="100"/>
+              <w:bottom w:type="dxa" w:w="60"/>
+              <w:right w:type="dxa" w:w="100"/>
+            </w:tcMar>
+            <w:vAlign w:val="top"/>
+          </w:tcPr>
+          <w:p>
+            <w:pPr>
+              <w:keepNext w:val="false"/>
+              <w:spacing w:after="10" w:before="10" w:line="252" w:lineRule="auto"/>
+              <w:jc w:val="left"/>
+            </w:pPr>
+            <w:r>
+              <w:rPr>
+                <w:b w:val="false"/>
+                <w:bCs w:val="false"/>
+                <w:sz w:val="15"/>
+                <w:szCs w:val="15"/>
+              </w:rPr>
+              <w:t xml:space="preserve">31.10.</w:t>
+            </w:r>
+          </w:p>
+        </w:tc>
+        <w:tc>
+          <w:tcPr>
+            <w:tcW w:type="dxa" w:w="1450"/>
+            <w:tcBorders>
+              <w:top w:val="single" w:color="C9D3EE" w:sz="4"/>
+              <w:left w:val="single" w:color="C9D3EE" w:sz="4"/>
+              <w:bottom w:val="single" w:color="C9D3EE" w:sz="4"/>
+              <w:right w:val="single" w:color="C9D3EE" w:sz="4"/>
+            </w:tcBorders>
+            <w:shd w:fill="F6F8FC" w:color="auto" w:val="clear"/>
+            <w:tcMar>
+              <w:top w:type="dxa" w:w="60"/>
+              <w:left w:type="dxa" w:w="100"/>
+              <w:bottom w:type="dxa" w:w="60"/>
+              <w:right w:type="dxa" w:w="100"/>
+            </w:tcMar>
+            <w:vAlign w:val="top"/>
+          </w:tcPr>
+          <w:p>
+            <w:pPr>
+              <w:keepNext w:val="false"/>
+              <w:spacing w:after="10" w:before="10" w:line="252" w:lineRule="auto"/>
+              <w:jc w:val="left"/>
+            </w:pPr>
+            <w:r>
+              <w:rPr>
+                <w:b w:val="false"/>
+                <w:bCs w:val="false"/>
+                <w:sz w:val="15"/>
+                <w:szCs w:val="15"/>
+              </w:rPr>
+              <w:t xml:space="preserve">Prüfbericht von Codex zum Simulationstool (Rolle X3, Zweig codex/kaffee-x3-simulation) auswerten: alle sechs Befunde nachrechnen und beheben, auch die Formulierungsvorschläge zu Frage 1 und 2 („ungefähr“); Tests so erweitern, dass Befund 1 bis 5 künftig auffallen (Schnitt in beiden Richtungen, ungültige Einstellungen, Übernahme unmöglicher Messreihen, Fragen 1 bis 4 ohne Zurücksetzen dazwischen); Indizes ab und u im Kasten „Modell“ aufrecht; keine weiteren Modellgrößen; neu bauen, im Browser ansehen, Protokolle, Übergabe, Pull Request</w:t>
+            </w:r>
+          </w:p>
+        </w:tc>
+        <w:tc>
+          <w:tcPr>
+            <w:tcW w:type="dxa" w:w="1650"/>
+            <w:tcBorders>
+              <w:top w:val="single" w:color="C9D3EE" w:sz="4"/>
+              <w:left w:val="single" w:color="C9D3EE" w:sz="4"/>
+              <w:bottom w:val="single" w:color="C9D3EE" w:sz="4"/>
+              <w:right w:val="single" w:color="C9D3EE" w:sz="4"/>
+            </w:tcBorders>
+            <w:shd w:fill="F6F8FC" w:color="auto" w:val="clear"/>
+            <w:tcMar>
+              <w:top w:type="dxa" w:w="60"/>
+              <w:left w:type="dxa" w:w="100"/>
+              <w:bottom w:type="dxa" w:w="60"/>
+              <w:right w:type="dxa" w:w="100"/>
+            </w:tcMar>
+            <w:vAlign w:val="top"/>
+          </w:tcPr>
+          <w:p>
+            <w:pPr>
+              <w:keepNext w:val="false"/>
+              <w:spacing w:after="10" w:before="10" w:line="252" w:lineRule="auto"/>
+              <w:jc w:val="left"/>
+            </w:pPr>
+            <w:r>
+              <w:rPr>
+                <w:b w:val="false"/>
+                <w:bCs w:val="false"/>
+                <w:sz w:val="15"/>
+                <w:szCs w:val="15"/>
+              </w:rPr>
+              <w:t xml:space="preserve">Bericht und Skripte übernommen; jeden Befund im Werkzeug nachvollzogen (Schnitt in Gegenrichtung bei 1,3906 min, Grenzwert 18,09 °C und 1,91 K nachgerechnet). Werkzeug: Schnitt in beiden Richtungen mit Angabe, welche Tasse danach wärmer ist; ungültige Einstellungen blenden Ergebnisse und Diagramm sichtbar aus; Übernahme prüft die ungerundeten Mittelwerte und übernimmt sie unverändert oder gar nicht; Zahlen nur als vollständige Eingabe mit Komma oder Punkt, Statuszeile je Eingabe; Fragen mit Ausgangszustand und „ungefähr“; Formeln im Kasten „Modell“ mit kursiven Formelzeichen und aufrechten Indizes; Beschriftung des Schnitts am Rand nach innen. Hinweise der Lösung zu Frage 1 bis 4 präzisiert. test_simulation.py um unabhängige Schnittsuche und fünf Grenzfälle erweitert, browsertest.js um die Abschnitte B bis F (Fragen folgen dem Wortlaut der Fragetexte); Gegenlauf gegen die geprüfte Fassung</w:t>
+            </w:r>
+          </w:p>
+        </w:tc>
+        <w:tc>
+          <w:tcPr>
+            <w:tcW w:type="dxa" w:w="1450"/>
+            <w:tcBorders>
+              <w:top w:val="single" w:color="C9D3EE" w:sz="4"/>
+              <w:left w:val="single" w:color="C9D3EE" w:sz="4"/>
+              <w:bottom w:val="single" w:color="C9D3EE" w:sz="4"/>
+              <w:right w:val="single" w:color="C9D3EE" w:sz="4"/>
+            </w:tcBorders>
+            <w:shd w:fill="F6F8FC" w:color="auto" w:val="clear"/>
+            <w:tcMar>
+              <w:top w:type="dxa" w:w="60"/>
+              <w:left w:type="dxa" w:w="100"/>
+              <w:bottom w:type="dxa" w:w="60"/>
+              <w:right w:type="dxa" w:w="100"/>
+            </w:tcMar>
+            <w:vAlign w:val="top"/>
+          </w:tcPr>
+          <w:p>
+            <w:pPr>
+              <w:keepNext w:val="false"/>
+              <w:spacing w:after="10" w:before="10" w:line="252" w:lineRule="auto"/>
+              <w:jc w:val="left"/>
+            </w:pPr>
+            <w:r>
+              <w:rPr>
+                <w:b w:val="false"/>
+                <w:bCs w:val="false"/>
+                <w:sz w:val="15"/>
+                <w:szCs w:val="15"/>
+              </w:rPr>
+              <w:t xml:space="preserve">Werkzeug, Tests, zehn Bildschirmfotos und gegenlauf_alte_fassung.md in ergebnisse/kaffee/simulation/; Lösung (14 Seiten) mit präzisierten Hinweisen; Entscheidung D116; Abschnitt 3.9</w:t>
+            </w:r>
+          </w:p>
+        </w:tc>
+        <w:tc>
+          <w:tcPr>
+            <w:tcW w:type="dxa" w:w="1500"/>
+            <w:tcBorders>
+              <w:top w:val="single" w:color="C9D3EE" w:sz="4"/>
+              <w:left w:val="single" w:color="C9D3EE" w:sz="4"/>
+              <w:bottom w:val="single" w:color="C9D3EE" w:sz="4"/>
+              <w:right w:val="single" w:color="C9D3EE" w:sz="4"/>
+            </w:tcBorders>
+            <w:shd w:fill="F6F8FC" w:color="auto" w:val="clear"/>
+            <w:tcMar>
+              <w:top w:type="dxa" w:w="60"/>
+              <w:left w:type="dxa" w:w="100"/>
+              <w:bottom w:type="dxa" w:w="60"/>
+              <w:right w:type="dxa" w:w="100"/>
+            </w:tcMar>
+            <w:vAlign w:val="top"/>
+          </w:tcPr>
+          <w:p>
+            <w:pPr>
+              <w:keepNext w:val="false"/>
+              <w:spacing w:after="10" w:before="10" w:line="252" w:lineRule="auto"/>
+              <w:jc w:val="left"/>
+            </w:pPr>
+            <w:r>
+              <w:rPr>
+                <w:b w:val="false"/>
+                <w:bCs w:val="false"/>
+                <w:sz w:val="15"/>
+                <w:szCs w:val="15"/>
+              </w:rPr>
+              <w:t xml:space="preserve">test_simulation.py 31 von 31 (13 Parametersätze, Schnitt unabhängig gesucht), browsertest.js 62 von 62 in Handy- und Laptopbreite; gegen die geprüfte Fassung 53a78d5 schlagen dieselben Tests an (24 von 31 und 30 von 60, alle Befunde 1 bis 5 gefunden); Bildschirmfotos und das Seitenbild der Hinweise in PDF und Word angesehen</w:t>
+            </w:r>
+          </w:p>
+        </w:tc>
+        <w:tc>
+          <w:tcPr>
+            <w:tcW w:type="dxa" w:w="1620"/>
+            <w:tcBorders>
+              <w:top w:val="single" w:color="C9D3EE" w:sz="4"/>
+              <w:left w:val="single" w:color="C9D3EE" w:sz="4"/>
+              <w:bottom w:val="single" w:color="C9D3EE" w:sz="4"/>
+              <w:right w:val="single" w:color="C9D3EE" w:sz="4"/>
+            </w:tcBorders>
+            <w:shd w:fill="F6F8FC" w:color="auto" w:val="clear"/>
+            <w:tcMar>
+              <w:top w:type="dxa" w:w="60"/>
+              <w:left w:type="dxa" w:w="100"/>
+              <w:bottom w:type="dxa" w:w="60"/>
+              <w:right w:type="dxa" w:w="100"/>
+            </w:tcMar>
+            <w:vAlign w:val="top"/>
+          </w:tcPr>
+          <w:p>
+            <w:pPr>
+              <w:keepNext w:val="false"/>
+              <w:spacing w:after="10" w:before="10" w:line="252" w:lineRule="auto"/>
+              <w:jc w:val="left"/>
+            </w:pPr>
+            <w:r>
+              <w:rPr>
+                <w:b w:val="false"/>
+                <w:bCs w:val="false"/>
+                <w:sz w:val="15"/>
+                <w:szCs w:val="15"/>
+              </w:rPr>
+              <w:t xml:space="preserve">Im Browser von Claude standen ab und u schon aufrecht (eine CSS-Regel setzte die Kursivschrift der Formel für die Indizes zurück), in der Ansicht der Tutoriumsleitung kursiv; die Formeln sind jetzt so aufgebaut, dass nur die Formelzeichen kursiv gesetzt werden. Der erste Gegenlauf brach an einem fehlenden Element ab; die Abschnitte des Browsertests werden jetzt einzeln bewertet. Die festen Testschritte hätten den Befund zur Fragenfolge nicht gefunden; der Test liest deshalb aus den Fragetexten, wann die Standardwerte zu laden sind.</w:t>
+            </w:r>
+          </w:p>
+        </w:tc>
+      </w:tr>
     </w:tbl>
     <w:p>
       <w:pPr>
@@ -29436,6 +30061,807 @@
                 <w:szCs w:val="16"/>
               </w:rPr>
               <w:t xml:space="preserve">Näherungszeichen und „mit ungerundeten Werten“</w:t>
+            </w:r>
+          </w:p>
+        </w:tc>
+      </w:tr>
+    </w:tbl>
+    <w:p>
+      <w:pPr>
+        <w:pStyle w:val="Heading2"/>
+      </w:pPr>
+      <w:r>
+        <w:t xml:space="preserve">3.9 Prüfung des Simulationstools durch Codex (K38)</w:t>
+      </w:r>
+    </w:p>
+    <w:p>
+      <w:pPr>
+        <w:keepNext w:val="false"/>
+        <w:spacing w:after="60" w:before="60" w:line="276" w:lineRule="auto"/>
+        <w:jc w:val="both"/>
+      </w:pPr>
+      <w:r>
+        <w:t xml:space="preserve">Codex (Rolle X3) hat das Werkzeug am 31.10.2026 unabhängig geprüft: eigene Rechnung ohne das Modell des Werkzeugs (29 Parametersätze, 9 338 Kurvenwerte), Bedienung in 92 Zuständen bei zwei Breiten ohne Internet, die vier Fragen in einem frischen Durchgang. Urteil: mit kleinen Korrekturen; die Rechnung stimmt bis auf den Schnitt in Gegenrichtung. Die Koordination hat alle sechs Befunde nachvollzogen und behoben und die Tests so erweitert, dass Befund 1 bis 5 künftig auffallen.</w:t>
+      </w:r>
+    </w:p>
+    <w:tbl>
+      <w:tblPr>
+        <w:tblW w:type="dxa" w:w="9070"/>
+        <w:tblBorders>
+          <w:top w:val="single" w:color="auto" w:sz="4"/>
+          <w:left w:val="single" w:color="auto" w:sz="4"/>
+          <w:bottom w:val="single" w:color="auto" w:sz="4"/>
+          <w:right w:val="single" w:color="auto" w:sz="4"/>
+          <w:insideH w:val="single" w:color="auto" w:sz="4"/>
+          <w:insideV w:val="single" w:color="auto" w:sz="4"/>
+        </w:tblBorders>
+      </w:tblPr>
+      <w:tblGrid>
+        <w:gridCol w:w="3000"/>
+        <w:gridCol w:w="3600"/>
+        <w:gridCol w:w="2470"/>
+      </w:tblGrid>
+      <w:tr>
+        <w:trPr>
+          <w:cantSplit/>
+          <w:tblHeader/>
+        </w:trPr>
+        <w:tc>
+          <w:tcPr>
+            <w:tcW w:type="dxa" w:w="3000"/>
+            <w:tcBorders>
+              <w:top w:val="single" w:color="C9D3EE" w:sz="4"/>
+              <w:left w:val="single" w:color="C9D3EE" w:sz="4"/>
+              <w:bottom w:val="single" w:color="C9D3EE" w:sz="4"/>
+              <w:right w:val="single" w:color="C9D3EE" w:sz="4"/>
+            </w:tcBorders>
+            <w:shd w:fill="0025AA" w:color="auto" w:val="clear"/>
+            <w:tcMar>
+              <w:top w:type="dxa" w:w="60"/>
+              <w:left w:type="dxa" w:w="100"/>
+              <w:bottom w:type="dxa" w:w="60"/>
+              <w:right w:type="dxa" w:w="100"/>
+            </w:tcMar>
+            <w:vAlign w:val="top"/>
+          </w:tcPr>
+          <w:p>
+            <w:pPr>
+              <w:keepNext w:val="false"/>
+              <w:spacing w:after="10" w:before="10" w:line="252" w:lineRule="auto"/>
+              <w:jc w:val="left"/>
+            </w:pPr>
+            <w:r>
+              <w:rPr>
+                <w:b/>
+                <w:bCs/>
+                <w:color w:val="FFFFFF"/>
+                <w:sz w:val="17"/>
+                <w:szCs w:val="17"/>
+              </w:rPr>
+              <w:t xml:space="preserve">Aussage im Entwurf</w:t>
+            </w:r>
+          </w:p>
+        </w:tc>
+        <w:tc>
+          <w:tcPr>
+            <w:tcW w:type="dxa" w:w="3600"/>
+            <w:tcBorders>
+              <w:top w:val="single" w:color="C9D3EE" w:sz="4"/>
+              <w:left w:val="single" w:color="C9D3EE" w:sz="4"/>
+              <w:bottom w:val="single" w:color="C9D3EE" w:sz="4"/>
+              <w:right w:val="single" w:color="C9D3EE" w:sz="4"/>
+            </w:tcBorders>
+            <w:shd w:fill="0025AA" w:color="auto" w:val="clear"/>
+            <w:tcMar>
+              <w:top w:type="dxa" w:w="60"/>
+              <w:left w:type="dxa" w:w="100"/>
+              <w:bottom w:type="dxa" w:w="60"/>
+              <w:right w:type="dxa" w:w="100"/>
+            </w:tcMar>
+            <w:vAlign w:val="top"/>
+          </w:tcPr>
+          <w:p>
+            <w:pPr>
+              <w:keepNext w:val="false"/>
+              <w:spacing w:after="10" w:before="10" w:line="252" w:lineRule="auto"/>
+              <w:jc w:val="left"/>
+            </w:pPr>
+            <w:r>
+              <w:rPr>
+                <w:b/>
+                <w:bCs/>
+                <w:color w:val="FFFFFF"/>
+                <w:sz w:val="17"/>
+                <w:szCs w:val="17"/>
+              </w:rPr>
+              <w:t xml:space="preserve">Ergebnis der Prüfung</w:t>
+            </w:r>
+          </w:p>
+        </w:tc>
+        <w:tc>
+          <w:tcPr>
+            <w:tcW w:type="dxa" w:w="2470"/>
+            <w:tcBorders>
+              <w:top w:val="single" w:color="C9D3EE" w:sz="4"/>
+              <w:left w:val="single" w:color="C9D3EE" w:sz="4"/>
+              <w:bottom w:val="single" w:color="C9D3EE" w:sz="4"/>
+              <w:right w:val="single" w:color="C9D3EE" w:sz="4"/>
+            </w:tcBorders>
+            <w:shd w:fill="0025AA" w:color="auto" w:val="clear"/>
+            <w:tcMar>
+              <w:top w:type="dxa" w:w="60"/>
+              <w:left w:type="dxa" w:w="100"/>
+              <w:bottom w:type="dxa" w:w="60"/>
+              <w:right w:type="dxa" w:w="100"/>
+            </w:tcMar>
+            <w:vAlign w:val="top"/>
+          </w:tcPr>
+          <w:p>
+            <w:pPr>
+              <w:keepNext w:val="false"/>
+              <w:spacing w:after="10" w:before="10" w:line="252" w:lineRule="auto"/>
+              <w:jc w:val="left"/>
+            </w:pPr>
+            <w:r>
+              <w:rPr>
+                <w:b/>
+                <w:bCs/>
+                <w:color w:val="FFFFFF"/>
+                <w:sz w:val="17"/>
+                <w:szCs w:val="17"/>
+              </w:rPr>
+              <w:t xml:space="preserve">Folge</w:t>
+            </w:r>
+          </w:p>
+        </w:tc>
+      </w:tr>
+      <w:tr>
+        <w:trPr>
+          <w:cantSplit/>
+        </w:trPr>
+        <w:tc>
+          <w:tcPr>
+            <w:tcW w:type="dxa" w:w="3000"/>
+            <w:tcBorders>
+              <w:top w:val="single" w:color="C9D3EE" w:sz="4"/>
+              <w:left w:val="single" w:color="C9D3EE" w:sz="4"/>
+              <w:bottom w:val="single" w:color="C9D3EE" w:sz="4"/>
+              <w:right w:val="single" w:color="C9D3EE" w:sz="4"/>
+            </w:tcBorders>
+            <w:tcMar>
+              <w:top w:type="dxa" w:w="60"/>
+              <w:left w:type="dxa" w:w="100"/>
+              <w:bottom w:type="dxa" w:w="60"/>
+              <w:right w:type="dxa" w:w="100"/>
+            </w:tcMar>
+            <w:vAlign w:val="top"/>
+          </w:tcPr>
+          <w:p>
+            <w:pPr>
+              <w:keepNext w:val="false"/>
+              <w:spacing w:after="10" w:before="10" w:line="252" w:lineRule="auto"/>
+              <w:jc w:val="left"/>
+            </w:pPr>
+            <w:r>
+              <w:rPr>
+                <w:b w:val="false"/>
+                <w:bCs w:val="false"/>
+                <w:sz w:val="16"/>
+                <w:szCs w:val="16"/>
+              </w:rPr>
+              <w:t xml:space="preserve">Schnittpunkt nur, wenn der schwarze Kaffee schneller abkühlt</w:t>
+            </w:r>
+          </w:p>
+        </w:tc>
+        <w:tc>
+          <w:tcPr>
+            <w:tcW w:type="dxa" w:w="3600"/>
+            <w:tcBorders>
+              <w:top w:val="single" w:color="C9D3EE" w:sz="4"/>
+              <w:left w:val="single" w:color="C9D3EE" w:sz="4"/>
+              <w:bottom w:val="single" w:color="C9D3EE" w:sz="4"/>
+              <w:right w:val="single" w:color="C9D3EE" w:sz="4"/>
+            </w:tcBorders>
+            <w:tcMar>
+              <w:top w:type="dxa" w:w="60"/>
+              <w:left w:type="dxa" w:w="100"/>
+              <w:bottom w:type="dxa" w:w="60"/>
+              <w:right w:type="dxa" w:w="100"/>
+            </w:tcMar>
+            <w:vAlign w:val="top"/>
+          </w:tcPr>
+          <w:p>
+            <w:pPr>
+              <w:keepNext w:val="false"/>
+              <w:spacing w:after="10" w:before="10" w:line="252" w:lineRule="auto"/>
+              <w:jc w:val="left"/>
+            </w:pPr>
+            <w:r>
+              <w:rPr>
+                <w:b w:val="false"/>
+                <w:bCs w:val="false"/>
+                <w:sz w:val="16"/>
+                <w:szCs w:val="16"/>
+              </w:rPr>
+              <w:t xml:space="preserve">Bei sehr warmer Milch und größerem kA von Tasse 1 schneiden sich die Kurven in Gegenrichtung (Beispiel 1,39 min); das Werkzeug meldete keinen Schnitt (Simulation 1)</w:t>
+            </w:r>
+          </w:p>
+        </w:tc>
+        <w:tc>
+          <w:tcPr>
+            <w:tcW w:type="dxa" w:w="2470"/>
+            <w:tcBorders>
+              <w:top w:val="single" w:color="C9D3EE" w:sz="4"/>
+              <w:left w:val="single" w:color="C9D3EE" w:sz="4"/>
+              <w:bottom w:val="single" w:color="C9D3EE" w:sz="4"/>
+              <w:right w:val="single" w:color="C9D3EE" w:sz="4"/>
+            </w:tcBorders>
+            <w:tcMar>
+              <w:top w:type="dxa" w:w="60"/>
+              <w:left w:type="dxa" w:w="100"/>
+              <w:bottom w:type="dxa" w:w="60"/>
+              <w:right w:type="dxa" w:w="100"/>
+            </w:tcMar>
+            <w:vAlign w:val="top"/>
+          </w:tcPr>
+          <w:p>
+            <w:pPr>
+              <w:keepNext w:val="false"/>
+              <w:spacing w:after="10" w:before="10" w:line="252" w:lineRule="auto"/>
+              <w:jc w:val="left"/>
+            </w:pPr>
+            <w:r>
+              <w:rPr>
+                <w:b w:val="false"/>
+                <w:bCs w:val="false"/>
+                <w:sz w:val="16"/>
+                <w:szCs w:val="16"/>
+              </w:rPr>
+              <w:t xml:space="preserve">Schnitt in beiden Richtungen, Anzeige, welche Tasse danach wärmer ist; Test sucht den Schnitt unabhängig</w:t>
+            </w:r>
+          </w:p>
+        </w:tc>
+      </w:tr>
+      <w:tr>
+        <w:trPr>
+          <w:cantSplit/>
+        </w:trPr>
+        <w:tc>
+          <w:tcPr>
+            <w:tcW w:type="dxa" w:w="3000"/>
+            <w:tcBorders>
+              <w:top w:val="single" w:color="C9D3EE" w:sz="4"/>
+              <w:left w:val="single" w:color="C9D3EE" w:sz="4"/>
+              <w:bottom w:val="single" w:color="C9D3EE" w:sz="4"/>
+              <w:right w:val="single" w:color="C9D3EE" w:sz="4"/>
+            </w:tcBorders>
+            <w:shd w:fill="F6F8FC" w:color="auto" w:val="clear"/>
+            <w:tcMar>
+              <w:top w:type="dxa" w:w="60"/>
+              <w:left w:type="dxa" w:w="100"/>
+              <w:bottom w:type="dxa" w:w="60"/>
+              <w:right w:type="dxa" w:w="100"/>
+            </w:tcMar>
+            <w:vAlign w:val="top"/>
+          </w:tcPr>
+          <w:p>
+            <w:pPr>
+              <w:keepNext w:val="false"/>
+              <w:spacing w:after="10" w:before="10" w:line="252" w:lineRule="auto"/>
+              <w:jc w:val="left"/>
+            </w:pPr>
+            <w:r>
+              <w:rPr>
+                <w:b w:val="false"/>
+                <w:bCs w:val="false"/>
+                <w:sz w:val="16"/>
+                <w:szCs w:val="16"/>
+              </w:rPr>
+              <w:t xml:space="preserve">Warnung bei ungültiger Einstellung</w:t>
+            </w:r>
+          </w:p>
+        </w:tc>
+        <w:tc>
+          <w:tcPr>
+            <w:tcW w:type="dxa" w:w="3600"/>
+            <w:tcBorders>
+              <w:top w:val="single" w:color="C9D3EE" w:sz="4"/>
+              <w:left w:val="single" w:color="C9D3EE" w:sz="4"/>
+              <w:bottom w:val="single" w:color="C9D3EE" w:sz="4"/>
+              <w:right w:val="single" w:color="C9D3EE" w:sz="4"/>
+            </w:tcBorders>
+            <w:shd w:fill="F6F8FC" w:color="auto" w:val="clear"/>
+            <w:tcMar>
+              <w:top w:type="dxa" w:w="60"/>
+              <w:left w:type="dxa" w:w="100"/>
+              <w:bottom w:type="dxa" w:w="60"/>
+              <w:right w:type="dxa" w:w="100"/>
+            </w:tcMar>
+            <w:vAlign w:val="top"/>
+          </w:tcPr>
+          <w:p>
+            <w:pPr>
+              <w:keepNext w:val="false"/>
+              <w:spacing w:after="10" w:before="10" w:line="252" w:lineRule="auto"/>
+              <w:jc w:val="left"/>
+            </w:pPr>
+            <w:r>
+              <w:rPr>
+                <w:b w:val="false"/>
+                <w:bCs w:val="false"/>
+                <w:sz w:val="16"/>
+                <w:szCs w:val="16"/>
+              </w:rPr>
+              <w:t xml:space="preserve">Alte Ergebnisse und Diagramm blieben als aktuelle stehen, auf dem Handy außer Sicht (Simulation 2)</w:t>
+            </w:r>
+          </w:p>
+        </w:tc>
+        <w:tc>
+          <w:tcPr>
+            <w:tcW w:type="dxa" w:w="2470"/>
+            <w:tcBorders>
+              <w:top w:val="single" w:color="C9D3EE" w:sz="4"/>
+              <w:left w:val="single" w:color="C9D3EE" w:sz="4"/>
+              <w:bottom w:val="single" w:color="C9D3EE" w:sz="4"/>
+              <w:right w:val="single" w:color="C9D3EE" w:sz="4"/>
+            </w:tcBorders>
+            <w:shd w:fill="F6F8FC" w:color="auto" w:val="clear"/>
+            <w:tcMar>
+              <w:top w:type="dxa" w:w="60"/>
+              <w:left w:type="dxa" w:w="100"/>
+              <w:bottom w:type="dxa" w:w="60"/>
+              <w:right w:type="dxa" w:w="100"/>
+            </w:tcMar>
+            <w:vAlign w:val="top"/>
+          </w:tcPr>
+          <w:p>
+            <w:pPr>
+              <w:keepNext w:val="false"/>
+              <w:spacing w:after="10" w:before="10" w:line="252" w:lineRule="auto"/>
+              <w:jc w:val="left"/>
+            </w:pPr>
+            <w:r>
+              <w:rPr>
+                <w:b w:val="false"/>
+                <w:bCs w:val="false"/>
+                <w:sz w:val="16"/>
+                <w:szCs w:val="16"/>
+              </w:rPr>
+              <w:t xml:space="preserve">Ergebnisse und Diagramm ausgeblendet, Hinweis direkt am Ergebnis</w:t>
+            </w:r>
+          </w:p>
+        </w:tc>
+      </w:tr>
+      <w:tr>
+        <w:trPr>
+          <w:cantSplit/>
+        </w:trPr>
+        <w:tc>
+          <w:tcPr>
+            <w:tcW w:type="dxa" w:w="3000"/>
+            <w:tcBorders>
+              <w:top w:val="single" w:color="C9D3EE" w:sz="4"/>
+              <w:left w:val="single" w:color="C9D3EE" w:sz="4"/>
+              <w:bottom w:val="single" w:color="C9D3EE" w:sz="4"/>
+              <w:right w:val="single" w:color="C9D3EE" w:sz="4"/>
+            </w:tcBorders>
+            <w:tcMar>
+              <w:top w:type="dxa" w:w="60"/>
+              <w:left w:type="dxa" w:w="100"/>
+              <w:bottom w:type="dxa" w:w="60"/>
+              <w:right w:type="dxa" w:w="100"/>
+            </w:tcMar>
+            <w:vAlign w:val="top"/>
+          </w:tcPr>
+          <w:p>
+            <w:pPr>
+              <w:keepNext w:val="false"/>
+              <w:spacing w:after="10" w:before="10" w:line="252" w:lineRule="auto"/>
+              <w:jc w:val="left"/>
+            </w:pPr>
+            <w:r>
+              <w:rPr>
+                <w:b w:val="false"/>
+                <w:bCs w:val="false"/>
+                <w:sz w:val="16"/>
+                <w:szCs w:val="16"/>
+              </w:rPr>
+              <w:t xml:space="preserve">Übernahme der Messwerte</w:t>
+            </w:r>
+          </w:p>
+        </w:tc>
+        <w:tc>
+          <w:tcPr>
+            <w:tcW w:type="dxa" w:w="3600"/>
+            <w:tcBorders>
+              <w:top w:val="single" w:color="C9D3EE" w:sz="4"/>
+              <w:left w:val="single" w:color="C9D3EE" w:sz="4"/>
+              <w:bottom w:val="single" w:color="C9D3EE" w:sz="4"/>
+              <w:right w:val="single" w:color="C9D3EE" w:sz="4"/>
+            </w:tcBorders>
+            <w:tcMar>
+              <w:top w:type="dxa" w:w="60"/>
+              <w:left w:type="dxa" w:w="100"/>
+              <w:bottom w:type="dxa" w:w="60"/>
+              <w:right w:type="dxa" w:w="100"/>
+            </w:tcMar>
+            <w:vAlign w:val="top"/>
+          </w:tcPr>
+          <w:p>
+            <w:pPr>
+              <w:keepNext w:val="false"/>
+              <w:spacing w:after="10" w:before="10" w:line="252" w:lineRule="auto"/>
+              <w:jc w:val="left"/>
+            </w:pPr>
+            <w:r>
+              <w:rPr>
+                <w:b w:val="false"/>
+                <w:bCs w:val="false"/>
+                <w:sz w:val="16"/>
+                <w:szCs w:val="16"/>
+              </w:rPr>
+              <w:t xml:space="preserve">Mittelwerte wurden vor der Prüfung auf die Reglergrenzen begrenzt und auf 0,5 K gerundet; unmögliche Reihen wurden scheinbar plausibel übernommen (Simulation 3)</w:t>
+            </w:r>
+          </w:p>
+        </w:tc>
+        <w:tc>
+          <w:tcPr>
+            <w:tcW w:type="dxa" w:w="2470"/>
+            <w:tcBorders>
+              <w:top w:val="single" w:color="C9D3EE" w:sz="4"/>
+              <w:left w:val="single" w:color="C9D3EE" w:sz="4"/>
+              <w:bottom w:val="single" w:color="C9D3EE" w:sz="4"/>
+              <w:right w:val="single" w:color="C9D3EE" w:sz="4"/>
+            </w:tcBorders>
+            <w:tcMar>
+              <w:top w:type="dxa" w:w="60"/>
+              <w:left w:type="dxa" w:w="100"/>
+              <w:bottom w:type="dxa" w:w="60"/>
+              <w:right w:type="dxa" w:w="100"/>
+            </w:tcMar>
+            <w:vAlign w:val="top"/>
+          </w:tcPr>
+          <w:p>
+            <w:pPr>
+              <w:keepNext w:val="false"/>
+              <w:spacing w:after="10" w:before="10" w:line="252" w:lineRule="auto"/>
+              <w:jc w:val="left"/>
+            </w:pPr>
+            <w:r>
+              <w:rPr>
+                <w:b w:val="false"/>
+                <w:bCs w:val="false"/>
+                <w:sz w:val="16"/>
+                <w:szCs w:val="16"/>
+              </w:rPr>
+              <w:t xml:space="preserve">ungerundete Mittelwerte prüfen und unverändert übernehmen, sonst nichts verändern und den Grund nennen</w:t>
+            </w:r>
+          </w:p>
+        </w:tc>
+      </w:tr>
+      <w:tr>
+        <w:trPr>
+          <w:cantSplit/>
+        </w:trPr>
+        <w:tc>
+          <w:tcPr>
+            <w:tcW w:type="dxa" w:w="3000"/>
+            <w:tcBorders>
+              <w:top w:val="single" w:color="C9D3EE" w:sz="4"/>
+              <w:left w:val="single" w:color="C9D3EE" w:sz="4"/>
+              <w:bottom w:val="single" w:color="C9D3EE" w:sz="4"/>
+              <w:right w:val="single" w:color="C9D3EE" w:sz="4"/>
+            </w:tcBorders>
+            <w:shd w:fill="F6F8FC" w:color="auto" w:val="clear"/>
+            <w:tcMar>
+              <w:top w:type="dxa" w:w="60"/>
+              <w:left w:type="dxa" w:w="100"/>
+              <w:bottom w:type="dxa" w:w="60"/>
+              <w:right w:type="dxa" w:w="100"/>
+            </w:tcMar>
+            <w:vAlign w:val="top"/>
+          </w:tcPr>
+          <w:p>
+            <w:pPr>
+              <w:keepNext w:val="false"/>
+              <w:spacing w:after="10" w:before="10" w:line="252" w:lineRule="auto"/>
+              <w:jc w:val="left"/>
+            </w:pPr>
+            <w:r>
+              <w:rPr>
+                <w:b w:val="false"/>
+                <w:bCs w:val="false"/>
+                <w:sz w:val="16"/>
+                <w:szCs w:val="16"/>
+              </w:rPr>
+              <w:t xml:space="preserve">Frage 3 „Schalten Sie den Becher ein“</w:t>
+            </w:r>
+          </w:p>
+        </w:tc>
+        <w:tc>
+          <w:tcPr>
+            <w:tcW w:type="dxa" w:w="3600"/>
+            <w:tcBorders>
+              <w:top w:val="single" w:color="C9D3EE" w:sz="4"/>
+              <w:left w:val="single" w:color="C9D3EE" w:sz="4"/>
+              <w:bottom w:val="single" w:color="C9D3EE" w:sz="4"/>
+              <w:right w:val="single" w:color="C9D3EE" w:sz="4"/>
+            </w:tcBorders>
+            <w:shd w:fill="F6F8FC" w:color="auto" w:val="clear"/>
+            <w:tcMar>
+              <w:top w:type="dxa" w:w="60"/>
+              <w:left w:type="dxa" w:w="100"/>
+              <w:bottom w:type="dxa" w:w="60"/>
+              <w:right w:type="dxa" w:w="100"/>
+            </w:tcMar>
+            <w:vAlign w:val="top"/>
+          </w:tcPr>
+          <w:p>
+            <w:pPr>
+              <w:keepNext w:val="false"/>
+              <w:spacing w:after="10" w:before="10" w:line="252" w:lineRule="auto"/>
+              <w:jc w:val="left"/>
+            </w:pPr>
+            <w:r>
+              <w:rPr>
+                <w:b w:val="false"/>
+                <w:bCs w:val="false"/>
+                <w:sz w:val="16"/>
+                <w:szCs w:val="16"/>
+              </w:rPr>
+              <w:t xml:space="preserve">Nach Frage 2 (Milch 47 °C) wird Tasse 2 um 0,01 K wärmer, nicht Tasse 1 (Simulation 4)</w:t>
+            </w:r>
+          </w:p>
+        </w:tc>
+        <w:tc>
+          <w:tcPr>
+            <w:tcW w:type="dxa" w:w="2470"/>
+            <w:tcBorders>
+              <w:top w:val="single" w:color="C9D3EE" w:sz="4"/>
+              <w:left w:val="single" w:color="C9D3EE" w:sz="4"/>
+              <w:bottom w:val="single" w:color="C9D3EE" w:sz="4"/>
+              <w:right w:val="single" w:color="C9D3EE" w:sz="4"/>
+            </w:tcBorders>
+            <w:shd w:fill="F6F8FC" w:color="auto" w:val="clear"/>
+            <w:tcMar>
+              <w:top w:type="dxa" w:w="60"/>
+              <w:left w:type="dxa" w:w="100"/>
+              <w:bottom w:type="dxa" w:w="60"/>
+              <w:right w:type="dxa" w:w="100"/>
+            </w:tcMar>
+            <w:vAlign w:val="top"/>
+          </w:tcPr>
+          <w:p>
+            <w:pPr>
+              <w:keepNext w:val="false"/>
+              <w:spacing w:after="10" w:before="10" w:line="252" w:lineRule="auto"/>
+              <w:jc w:val="left"/>
+            </w:pPr>
+            <w:r>
+              <w:rPr>
+                <w:b w:val="false"/>
+                <w:bCs w:val="false"/>
+                <w:sz w:val="16"/>
+                <w:szCs w:val="16"/>
+              </w:rPr>
+              <w:t xml:space="preserve">Fragen nennen den Ausgangszustand (Standardwerte), dazu „ungefähr“ in Frage 1 und 2</w:t>
+            </w:r>
+          </w:p>
+        </w:tc>
+      </w:tr>
+      <w:tr>
+        <w:trPr>
+          <w:cantSplit/>
+        </w:trPr>
+        <w:tc>
+          <w:tcPr>
+            <w:tcW w:type="dxa" w:w="3000"/>
+            <w:tcBorders>
+              <w:top w:val="single" w:color="C9D3EE" w:sz="4"/>
+              <w:left w:val="single" w:color="C9D3EE" w:sz="4"/>
+              <w:bottom w:val="single" w:color="C9D3EE" w:sz="4"/>
+              <w:right w:val="single" w:color="C9D3EE" w:sz="4"/>
+            </w:tcBorders>
+            <w:tcMar>
+              <w:top w:type="dxa" w:w="60"/>
+              <w:left w:type="dxa" w:w="100"/>
+              <w:bottom w:type="dxa" w:w="60"/>
+              <w:right w:type="dxa" w:w="100"/>
+            </w:tcMar>
+            <w:vAlign w:val="top"/>
+          </w:tcPr>
+          <w:p>
+            <w:pPr>
+              <w:keepNext w:val="false"/>
+              <w:spacing w:after="10" w:before="10" w:line="252" w:lineRule="auto"/>
+              <w:jc w:val="left"/>
+            </w:pPr>
+            <w:r>
+              <w:rPr>
+                <w:b w:val="false"/>
+                <w:bCs w:val="false"/>
+                <w:sz w:val="16"/>
+                <w:szCs w:val="16"/>
+              </w:rPr>
+              <w:t xml:space="preserve">Eingabe „10,5,9“ und „66.5xyz“</w:t>
+            </w:r>
+          </w:p>
+        </w:tc>
+        <w:tc>
+          <w:tcPr>
+            <w:tcW w:type="dxa" w:w="3600"/>
+            <w:tcBorders>
+              <w:top w:val="single" w:color="C9D3EE" w:sz="4"/>
+              <w:left w:val="single" w:color="C9D3EE" w:sz="4"/>
+              <w:bottom w:val="single" w:color="C9D3EE" w:sz="4"/>
+              <w:right w:val="single" w:color="C9D3EE" w:sz="4"/>
+            </w:tcBorders>
+            <w:tcMar>
+              <w:top w:type="dxa" w:w="60"/>
+              <w:left w:type="dxa" w:w="100"/>
+              <w:bottom w:type="dxa" w:w="60"/>
+              <w:right w:type="dxa" w:w="100"/>
+            </w:tcMar>
+            <w:vAlign w:val="top"/>
+          </w:tcPr>
+          <w:p>
+            <w:pPr>
+              <w:keepNext w:val="false"/>
+              <w:spacing w:after="10" w:before="10" w:line="252" w:lineRule="auto"/>
+              <w:jc w:val="left"/>
+            </w:pPr>
+            <w:r>
+              <w:rPr>
+                <w:b w:val="false"/>
+                <w:bCs w:val="false"/>
+                <w:sz w:val="16"/>
+                <w:szCs w:val="16"/>
+              </w:rPr>
+              <w:t xml:space="preserve">parseFloat übernahm den gültigen Anfang; alte Fehlermeldung blieb stehen (Simulation 5)</w:t>
+            </w:r>
+          </w:p>
+        </w:tc>
+        <w:tc>
+          <w:tcPr>
+            <w:tcW w:type="dxa" w:w="2470"/>
+            <w:tcBorders>
+              <w:top w:val="single" w:color="C9D3EE" w:sz="4"/>
+              <w:left w:val="single" w:color="C9D3EE" w:sz="4"/>
+              <w:bottom w:val="single" w:color="C9D3EE" w:sz="4"/>
+              <w:right w:val="single" w:color="C9D3EE" w:sz="4"/>
+            </w:tcBorders>
+            <w:tcMar>
+              <w:top w:type="dxa" w:w="60"/>
+              <w:left w:type="dxa" w:w="100"/>
+              <w:bottom w:type="dxa" w:w="60"/>
+              <w:right w:type="dxa" w:w="100"/>
+            </w:tcMar>
+            <w:vAlign w:val="top"/>
+          </w:tcPr>
+          <w:p>
+            <w:pPr>
+              <w:keepNext w:val="false"/>
+              <w:spacing w:after="10" w:before="10" w:line="252" w:lineRule="auto"/>
+              <w:jc w:val="left"/>
+            </w:pPr>
+            <w:r>
+              <w:rPr>
+                <w:b w:val="false"/>
+                <w:bCs w:val="false"/>
+                <w:sz w:val="16"/>
+                <w:szCs w:val="16"/>
+              </w:rPr>
+              <w:t xml:space="preserve">nur vollständige Zahlen, Statuszeile je Eingabe</w:t>
+            </w:r>
+          </w:p>
+        </w:tc>
+      </w:tr>
+      <w:tr>
+        <w:trPr>
+          <w:cantSplit/>
+        </w:trPr>
+        <w:tc>
+          <w:tcPr>
+            <w:tcW w:type="dxa" w:w="3000"/>
+            <w:tcBorders>
+              <w:top w:val="single" w:color="C9D3EE" w:sz="4"/>
+              <w:left w:val="single" w:color="C9D3EE" w:sz="4"/>
+              <w:bottom w:val="single" w:color="C9D3EE" w:sz="4"/>
+              <w:right w:val="single" w:color="C9D3EE" w:sz="4"/>
+            </w:tcBorders>
+            <w:shd w:fill="F6F8FC" w:color="auto" w:val="clear"/>
+            <w:tcMar>
+              <w:top w:type="dxa" w:w="60"/>
+              <w:left w:type="dxa" w:w="100"/>
+              <w:bottom w:type="dxa" w:w="60"/>
+              <w:right w:type="dxa" w:w="100"/>
+            </w:tcMar>
+            <w:vAlign w:val="top"/>
+          </w:tcPr>
+          <w:p>
+            <w:pPr>
+              <w:keepNext w:val="false"/>
+              <w:spacing w:after="10" w:before="10" w:line="252" w:lineRule="auto"/>
+              <w:jc w:val="left"/>
+            </w:pPr>
+            <w:r>
+              <w:rPr>
+                <w:b w:val="false"/>
+                <w:bCs w:val="false"/>
+                <w:sz w:val="16"/>
+                <w:szCs w:val="16"/>
+              </w:rPr>
+              <w:t xml:space="preserve">Hinweis „beide nähern sich der Raumtemperatur“</w:t>
+            </w:r>
+          </w:p>
+        </w:tc>
+        <w:tc>
+          <w:tcPr>
+            <w:tcW w:type="dxa" w:w="3600"/>
+            <w:tcBorders>
+              <w:top w:val="single" w:color="C9D3EE" w:sz="4"/>
+              <w:left w:val="single" w:color="C9D3EE" w:sz="4"/>
+              <w:bottom w:val="single" w:color="C9D3EE" w:sz="4"/>
+              <w:right w:val="single" w:color="C9D3EE" w:sz="4"/>
+            </w:tcBorders>
+            <w:shd w:fill="F6F8FC" w:color="auto" w:val="clear"/>
+            <w:tcMar>
+              <w:top w:type="dxa" w:w="60"/>
+              <w:left w:type="dxa" w:w="100"/>
+              <w:bottom w:type="dxa" w:w="60"/>
+              <w:right w:type="dxa" w:w="100"/>
+            </w:tcMar>
+            <w:vAlign w:val="top"/>
+          </w:tcPr>
+          <w:p>
+            <w:pPr>
+              <w:keepNext w:val="false"/>
+              <w:spacing w:after="10" w:before="10" w:line="252" w:lineRule="auto"/>
+              <w:jc w:val="left"/>
+            </w:pPr>
+            <w:r>
+              <w:rPr>
+                <w:b w:val="false"/>
+                <w:bCs w:val="false"/>
+                <w:sz w:val="16"/>
+                <w:szCs w:val="16"/>
+              </w:rPr>
+              <w:t xml:space="preserve">Für die verglichenen Endtemperaturen falsch: bei sehr später Zugabe 20 °C gegenüber 18,09 °C, Unterschied 1,91 K (Simulation 6)</w:t>
+            </w:r>
+          </w:p>
+        </w:tc>
+        <w:tc>
+          <w:tcPr>
+            <w:tcW w:type="dxa" w:w="2470"/>
+            <w:tcBorders>
+              <w:top w:val="single" w:color="C9D3EE" w:sz="4"/>
+              <w:left w:val="single" w:color="C9D3EE" w:sz="4"/>
+              <w:bottom w:val="single" w:color="C9D3EE" w:sz="4"/>
+              <w:right w:val="single" w:color="C9D3EE" w:sz="4"/>
+            </w:tcBorders>
+            <w:shd w:fill="F6F8FC" w:color="auto" w:val="clear"/>
+            <w:tcMar>
+              <w:top w:type="dxa" w:w="60"/>
+              <w:left w:type="dxa" w:w="100"/>
+              <w:bottom w:type="dxa" w:w="60"/>
+              <w:right w:type="dxa" w:w="100"/>
+            </w:tcMar>
+            <w:vAlign w:val="top"/>
+          </w:tcPr>
+          <w:p>
+            <w:pPr>
+              <w:keepNext w:val="false"/>
+              <w:spacing w:after="10" w:before="10" w:line="252" w:lineRule="auto"/>
+              <w:jc w:val="left"/>
+            </w:pPr>
+            <w:r>
+              <w:rPr>
+                <w:b w:val="false"/>
+                <w:bCs w:val="false"/>
+                <w:sz w:val="16"/>
+                <w:szCs w:val="16"/>
+              </w:rPr>
+              <w:t xml:space="preserve">Vor und nach dem Mischen unterschieden, Grenzwert genannt</w:t>
             </w:r>
           </w:p>
         </w:tc>
@@ -32146,6 +33572,225 @@
                 <w:sz w:val="17"/>
                 <w:szCs w:val="17"/>
               </w:rPr>
+              <w:t xml:space="preserve">sammlung/build/indizes_aufrecht.py; ergebnisse/sammlung/indizes/textvergleich.py</w:t>
+            </w:r>
+          </w:p>
+        </w:tc>
+        <w:tc>
+          <w:tcPr>
+            <w:tcW w:type="dxa" w:w="3700"/>
+            <w:tcBorders>
+              <w:top w:val="single" w:color="C9D3EE" w:sz="4"/>
+              <w:left w:val="single" w:color="C9D3EE" w:sz="4"/>
+              <w:bottom w:val="single" w:color="C9D3EE" w:sz="4"/>
+              <w:right w:val="single" w:color="C9D3EE" w:sz="4"/>
+            </w:tcBorders>
+            <w:tcMar>
+              <w:top w:type="dxa" w:w="60"/>
+              <w:left w:type="dxa" w:w="100"/>
+              <w:bottom w:type="dxa" w:w="60"/>
+              <w:right w:type="dxa" w:w="100"/>
+            </w:tcMar>
+            <w:vAlign w:val="top"/>
+          </w:tcPr>
+          <w:p>
+            <w:pPr>
+              <w:keepNext w:val="false"/>
+              <w:spacing w:after="10" w:before="10" w:line="252" w:lineRule="auto"/>
+              <w:jc w:val="left"/>
+            </w:pPr>
+            <w:r>
+              <w:rPr>
+                <w:b w:val="false"/>
+                <w:bCs w:val="false"/>
+                <w:sz w:val="17"/>
+                <w:szCs w:val="17"/>
+              </w:rPr>
+              <w:t xml:space="preserve">setzt beschreibende Indizes in der Sammlung aufrecht (mit Gegenprobe); belegt per Textvergleich gegen einen Git-Stand, dass sich nur die Schrift geändert hat</w:t>
+            </w:r>
+          </w:p>
+        </w:tc>
+        <w:tc>
+          <w:tcPr>
+            <w:tcW w:type="dxa" w:w="2670"/>
+            <w:tcBorders>
+              <w:top w:val="single" w:color="C9D3EE" w:sz="4"/>
+              <w:left w:val="single" w:color="C9D3EE" w:sz="4"/>
+              <w:bottom w:val="single" w:color="C9D3EE" w:sz="4"/>
+              <w:right w:val="single" w:color="C9D3EE" w:sz="4"/>
+            </w:tcBorders>
+            <w:tcMar>
+              <w:top w:type="dxa" w:w="60"/>
+              <w:left w:type="dxa" w:w="100"/>
+              <w:bottom w:type="dxa" w:w="60"/>
+              <w:right w:type="dxa" w:w="100"/>
+            </w:tcMar>
+            <w:vAlign w:val="top"/>
+          </w:tcPr>
+          <w:p>
+            <w:pPr>
+              <w:keepNext w:val="false"/>
+              <w:spacing w:after="10" w:before="10" w:line="252" w:lineRule="auto"/>
+              <w:jc w:val="left"/>
+            </w:pPr>
+            <w:r>
+              <w:rPr>
+                <w:b w:val="false"/>
+                <w:bCs w:val="false"/>
+                <w:sz w:val="17"/>
+                <w:szCs w:val="17"/>
+              </w:rPr>
+              <w:t xml:space="preserve">python3 build/indizes_aufrecht.py (im Ordner sammlung); python3 ergebnisse/sammlung/indizes/textvergleich.py [Stand]</w:t>
+            </w:r>
+          </w:p>
+        </w:tc>
+      </w:tr>
+      <w:tr>
+        <w:trPr>
+          <w:cantSplit/>
+        </w:trPr>
+        <w:tc>
+          <w:tcPr>
+            <w:tcW w:type="dxa" w:w="2700"/>
+            <w:tcBorders>
+              <w:top w:val="single" w:color="C9D3EE" w:sz="4"/>
+              <w:left w:val="single" w:color="C9D3EE" w:sz="4"/>
+              <w:bottom w:val="single" w:color="C9D3EE" w:sz="4"/>
+              <w:right w:val="single" w:color="C9D3EE" w:sz="4"/>
+            </w:tcBorders>
+            <w:shd w:fill="F6F8FC" w:color="auto" w:val="clear"/>
+            <w:tcMar>
+              <w:top w:type="dxa" w:w="60"/>
+              <w:left w:type="dxa" w:w="100"/>
+              <w:bottom w:type="dxa" w:w="60"/>
+              <w:right w:type="dxa" w:w="100"/>
+            </w:tcMar>
+            <w:vAlign w:val="top"/>
+          </w:tcPr>
+          <w:p>
+            <w:pPr>
+              <w:keepNext w:val="false"/>
+              <w:spacing w:after="10" w:before="10" w:line="252" w:lineRule="auto"/>
+              <w:jc w:val="left"/>
+            </w:pPr>
+            <w:r>
+              <w:rPr>
+                <w:b/>
+                <w:bCs/>
+                <w:color w:val="0025AA"/>
+                <w:sz w:val="17"/>
+                <w:szCs w:val="17"/>
+              </w:rPr>
+              <w:t xml:space="preserve">ergebnisse/kaffee/simulation/Kaffee_Simulation.html, test_simulation.py, browsertest.js</w:t>
+            </w:r>
+          </w:p>
+        </w:tc>
+        <w:tc>
+          <w:tcPr>
+            <w:tcW w:type="dxa" w:w="3700"/>
+            <w:tcBorders>
+              <w:top w:val="single" w:color="C9D3EE" w:sz="4"/>
+              <w:left w:val="single" w:color="C9D3EE" w:sz="4"/>
+              <w:bottom w:val="single" w:color="C9D3EE" w:sz="4"/>
+              <w:right w:val="single" w:color="C9D3EE" w:sz="4"/>
+            </w:tcBorders>
+            <w:shd w:fill="F6F8FC" w:color="auto" w:val="clear"/>
+            <w:tcMar>
+              <w:top w:type="dxa" w:w="60"/>
+              <w:left w:type="dxa" w:w="100"/>
+              <w:bottom w:type="dxa" w:w="60"/>
+              <w:right w:type="dxa" w:w="100"/>
+            </w:tcMar>
+            <w:vAlign w:val="top"/>
+          </w:tcPr>
+          <w:p>
+            <w:pPr>
+              <w:keepNext w:val="false"/>
+              <w:spacing w:after="10" w:before="10" w:line="252" w:lineRule="auto"/>
+              <w:jc w:val="left"/>
+            </w:pPr>
+            <w:r>
+              <w:rPr>
+                <w:b w:val="false"/>
+                <w:bCs w:val="false"/>
+                <w:sz w:val="17"/>
+                <w:szCs w:val="17"/>
+              </w:rPr>
+              <w:t xml:space="preserve">Simulation der Kaffee-Aufgabe (Modell aus kaffee_modell.py); Test gegen das Python-Modell und Bedienungstest im Browser mit Bildschirmfotos</w:t>
+            </w:r>
+          </w:p>
+        </w:tc>
+        <w:tc>
+          <w:tcPr>
+            <w:tcW w:type="dxa" w:w="2670"/>
+            <w:tcBorders>
+              <w:top w:val="single" w:color="C9D3EE" w:sz="4"/>
+              <w:left w:val="single" w:color="C9D3EE" w:sz="4"/>
+              <w:bottom w:val="single" w:color="C9D3EE" w:sz="4"/>
+              <w:right w:val="single" w:color="C9D3EE" w:sz="4"/>
+            </w:tcBorders>
+            <w:shd w:fill="F6F8FC" w:color="auto" w:val="clear"/>
+            <w:tcMar>
+              <w:top w:type="dxa" w:w="60"/>
+              <w:left w:type="dxa" w:w="100"/>
+              <w:bottom w:type="dxa" w:w="60"/>
+              <w:right w:type="dxa" w:w="100"/>
+            </w:tcMar>
+            <w:vAlign w:val="top"/>
+          </w:tcPr>
+          <w:p>
+            <w:pPr>
+              <w:keepNext w:val="false"/>
+              <w:spacing w:after="10" w:before="10" w:line="252" w:lineRule="auto"/>
+              <w:jc w:val="left"/>
+            </w:pPr>
+            <w:r>
+              <w:rPr>
+                <w:b w:val="false"/>
+                <w:bCs w:val="false"/>
+                <w:sz w:val="17"/>
+                <w:szCs w:val="17"/>
+              </w:rPr>
+              <w:t xml:space="preserve">Datei im Browser öffnen; python3 …/test_simulation.py; node …/browsertest.js</w:t>
+            </w:r>
+          </w:p>
+        </w:tc>
+      </w:tr>
+      <w:tr>
+        <w:trPr>
+          <w:cantSplit/>
+        </w:trPr>
+        <w:tc>
+          <w:tcPr>
+            <w:tcW w:type="dxa" w:w="2700"/>
+            <w:tcBorders>
+              <w:top w:val="single" w:color="C9D3EE" w:sz="4"/>
+              <w:left w:val="single" w:color="C9D3EE" w:sz="4"/>
+              <w:bottom w:val="single" w:color="C9D3EE" w:sz="4"/>
+              <w:right w:val="single" w:color="C9D3EE" w:sz="4"/>
+            </w:tcBorders>
+            <w:tcMar>
+              <w:top w:type="dxa" w:w="60"/>
+              <w:left w:type="dxa" w:w="100"/>
+              <w:bottom w:type="dxa" w:w="60"/>
+              <w:right w:type="dxa" w:w="100"/>
+            </w:tcMar>
+            <w:vAlign w:val="top"/>
+          </w:tcPr>
+          <w:p>
+            <w:pPr>
+              <w:keepNext w:val="false"/>
+              <w:spacing w:after="10" w:before="10" w:line="252" w:lineRule="auto"/>
+              <w:jc w:val="left"/>
+            </w:pPr>
+            <w:r>
+              <w:rPr>
+                <w:b/>
+                <w:bCs/>
+                <w:color w:val="0025AA"/>
+                <w:sz w:val="17"/>
+                <w:szCs w:val="17"/>
+              </w:rPr>
               <w:t xml:space="preserve">Kaffee-Prüfung: ergebnisse/kaffee/nachrechnung_koordination/woerter.py</w:t>
             </w:r>
           </w:p>
@@ -33684,6 +35329,225 @@
                 <w:szCs w:val="17"/>
               </w:rPr>
               <w:t xml:space="preserve">Abnahme der Kaffee-Aufgabe durch Codex ausgewertet und alle Befunde behoben, Sitzungskonzept auf drei Ebenen (K36, Abschnitt 3.8)</w:t>
+            </w:r>
+          </w:p>
+        </w:tc>
+      </w:tr>
+      <w:tr>
+        <w:trPr>
+          <w:cantSplit/>
+        </w:trPr>
+        <w:tc>
+          <w:tcPr>
+            <w:tcW w:type="dxa" w:w="1200"/>
+            <w:tcBorders>
+              <w:top w:val="single" w:color="C9D3EE" w:sz="4"/>
+              <w:left w:val="single" w:color="C9D3EE" w:sz="4"/>
+              <w:bottom w:val="single" w:color="C9D3EE" w:sz="4"/>
+              <w:right w:val="single" w:color="C9D3EE" w:sz="4"/>
+            </w:tcBorders>
+            <w:tcMar>
+              <w:top w:type="dxa" w:w="60"/>
+              <w:left w:type="dxa" w:w="100"/>
+              <w:bottom w:type="dxa" w:w="60"/>
+              <w:right w:type="dxa" w:w="100"/>
+            </w:tcMar>
+            <w:vAlign w:val="top"/>
+          </w:tcPr>
+          <w:p>
+            <w:pPr>
+              <w:keepNext w:val="false"/>
+              <w:spacing w:after="10" w:before="10" w:line="252" w:lineRule="auto"/>
+              <w:jc w:val="left"/>
+            </w:pPr>
+            <w:r>
+              <w:rPr>
+                <w:b/>
+                <w:bCs/>
+                <w:color w:val="0025AA"/>
+                <w:sz w:val="17"/>
+                <w:szCs w:val="17"/>
+              </w:rPr>
+              <w:t xml:space="preserve">12</w:t>
+            </w:r>
+          </w:p>
+        </w:tc>
+        <w:tc>
+          <w:tcPr>
+            <w:tcW w:type="dxa" w:w="1500"/>
+            <w:tcBorders>
+              <w:top w:val="single" w:color="C9D3EE" w:sz="4"/>
+              <w:left w:val="single" w:color="C9D3EE" w:sz="4"/>
+              <w:bottom w:val="single" w:color="C9D3EE" w:sz="4"/>
+              <w:right w:val="single" w:color="C9D3EE" w:sz="4"/>
+            </w:tcBorders>
+            <w:tcMar>
+              <w:top w:type="dxa" w:w="60"/>
+              <w:left w:type="dxa" w:w="100"/>
+              <w:bottom w:type="dxa" w:w="60"/>
+              <w:right w:type="dxa" w:w="100"/>
+            </w:tcMar>
+            <w:vAlign w:val="top"/>
+          </w:tcPr>
+          <w:p>
+            <w:pPr>
+              <w:keepNext w:val="false"/>
+              <w:spacing w:after="10" w:before="10" w:line="252" w:lineRule="auto"/>
+              <w:jc w:val="left"/>
+            </w:pPr>
+            <w:r>
+              <w:rPr>
+                <w:b w:val="false"/>
+                <w:bCs w:val="false"/>
+                <w:sz w:val="17"/>
+                <w:szCs w:val="17"/>
+              </w:rPr>
+              <w:t xml:space="preserve">31.10.2026</w:t>
+            </w:r>
+          </w:p>
+        </w:tc>
+        <w:tc>
+          <w:tcPr>
+            <w:tcW w:type="dxa" w:w="6370"/>
+            <w:tcBorders>
+              <w:top w:val="single" w:color="C9D3EE" w:sz="4"/>
+              <w:left w:val="single" w:color="C9D3EE" w:sz="4"/>
+              <w:bottom w:val="single" w:color="C9D3EE" w:sz="4"/>
+              <w:right w:val="single" w:color="C9D3EE" w:sz="4"/>
+            </w:tcBorders>
+            <w:tcMar>
+              <w:top w:type="dxa" w:w="60"/>
+              <w:left w:type="dxa" w:w="100"/>
+              <w:bottom w:type="dxa" w:w="60"/>
+              <w:right w:type="dxa" w:w="100"/>
+            </w:tcMar>
+            <w:vAlign w:val="top"/>
+          </w:tcPr>
+          <w:p>
+            <w:pPr>
+              <w:keepNext w:val="false"/>
+              <w:spacing w:after="10" w:before="10" w:line="252" w:lineRule="auto"/>
+              <w:jc w:val="left"/>
+            </w:pPr>
+            <w:r>
+              <w:rPr>
+                <w:b w:val="false"/>
+                <w:bCs w:val="false"/>
+                <w:sz w:val="17"/>
+                <w:szCs w:val="17"/>
+              </w:rPr>
+              <w:t xml:space="preserve">Aufrechte Indizes in der ganzen Sammlung mit Textvergleich, Simulationstool mit Tests, dritter Auftrag für Codex (K37); Reproduzierbarkeit ergänzt</w:t>
+            </w:r>
+          </w:p>
+        </w:tc>
+      </w:tr>
+      <w:tr>
+        <w:trPr>
+          <w:cantSplit/>
+        </w:trPr>
+        <w:tc>
+          <w:tcPr>
+            <w:tcW w:type="dxa" w:w="1200"/>
+            <w:tcBorders>
+              <w:top w:val="single" w:color="C9D3EE" w:sz="4"/>
+              <w:left w:val="single" w:color="C9D3EE" w:sz="4"/>
+              <w:bottom w:val="single" w:color="C9D3EE" w:sz="4"/>
+              <w:right w:val="single" w:color="C9D3EE" w:sz="4"/>
+            </w:tcBorders>
+            <w:shd w:fill="F6F8FC" w:color="auto" w:val="clear"/>
+            <w:tcMar>
+              <w:top w:type="dxa" w:w="60"/>
+              <w:left w:type="dxa" w:w="100"/>
+              <w:bottom w:type="dxa" w:w="60"/>
+              <w:right w:type="dxa" w:w="100"/>
+            </w:tcMar>
+            <w:vAlign w:val="top"/>
+          </w:tcPr>
+          <w:p>
+            <w:pPr>
+              <w:keepNext w:val="false"/>
+              <w:spacing w:after="10" w:before="10" w:line="252" w:lineRule="auto"/>
+              <w:jc w:val="left"/>
+            </w:pPr>
+            <w:r>
+              <w:rPr>
+                <w:b/>
+                <w:bCs/>
+                <w:color w:val="0025AA"/>
+                <w:sz w:val="17"/>
+                <w:szCs w:val="17"/>
+              </w:rPr>
+              <w:t xml:space="preserve">13</w:t>
+            </w:r>
+          </w:p>
+        </w:tc>
+        <w:tc>
+          <w:tcPr>
+            <w:tcW w:type="dxa" w:w="1500"/>
+            <w:tcBorders>
+              <w:top w:val="single" w:color="C9D3EE" w:sz="4"/>
+              <w:left w:val="single" w:color="C9D3EE" w:sz="4"/>
+              <w:bottom w:val="single" w:color="C9D3EE" w:sz="4"/>
+              <w:right w:val="single" w:color="C9D3EE" w:sz="4"/>
+            </w:tcBorders>
+            <w:shd w:fill="F6F8FC" w:color="auto" w:val="clear"/>
+            <w:tcMar>
+              <w:top w:type="dxa" w:w="60"/>
+              <w:left w:type="dxa" w:w="100"/>
+              <w:bottom w:type="dxa" w:w="60"/>
+              <w:right w:type="dxa" w:w="100"/>
+            </w:tcMar>
+            <w:vAlign w:val="top"/>
+          </w:tcPr>
+          <w:p>
+            <w:pPr>
+              <w:keepNext w:val="false"/>
+              <w:spacing w:after="10" w:before="10" w:line="252" w:lineRule="auto"/>
+              <w:jc w:val="left"/>
+            </w:pPr>
+            <w:r>
+              <w:rPr>
+                <w:b w:val="false"/>
+                <w:bCs w:val="false"/>
+                <w:sz w:val="17"/>
+                <w:szCs w:val="17"/>
+              </w:rPr>
+              <w:t xml:space="preserve">31.10.2026</w:t>
+            </w:r>
+          </w:p>
+        </w:tc>
+        <w:tc>
+          <w:tcPr>
+            <w:tcW w:type="dxa" w:w="6370"/>
+            <w:tcBorders>
+              <w:top w:val="single" w:color="C9D3EE" w:sz="4"/>
+              <w:left w:val="single" w:color="C9D3EE" w:sz="4"/>
+              <w:bottom w:val="single" w:color="C9D3EE" w:sz="4"/>
+              <w:right w:val="single" w:color="C9D3EE" w:sz="4"/>
+            </w:tcBorders>
+            <w:shd w:fill="F6F8FC" w:color="auto" w:val="clear"/>
+            <w:tcMar>
+              <w:top w:type="dxa" w:w="60"/>
+              <w:left w:type="dxa" w:w="100"/>
+              <w:bottom w:type="dxa" w:w="60"/>
+              <w:right w:type="dxa" w:w="100"/>
+            </w:tcMar>
+            <w:vAlign w:val="top"/>
+          </w:tcPr>
+          <w:p>
+            <w:pPr>
+              <w:keepNext w:val="false"/>
+              <w:spacing w:after="10" w:before="10" w:line="252" w:lineRule="auto"/>
+              <w:jc w:val="left"/>
+            </w:pPr>
+            <w:r>
+              <w:rPr>
+                <w:b w:val="false"/>
+                <w:bCs w:val="false"/>
+                <w:sz w:val="17"/>
+                <w:szCs w:val="17"/>
+              </w:rPr>
+              <w:t xml:space="preserve">Prüfung des Simulationstools durch Codex ausgewertet, Befunde behoben, Tests erweitert (K38, Abschnitt 3.9)</w:t>
             </w:r>
           </w:p>
         </w:tc>
